--- a/docs/Immunity_Wars_Quick_Reference_v3.docx
+++ b/docs/Immunity_Wars_Quick_Reference_v3.docx
@@ -4011,7 +4011,7 @@
           <w:sz w:val="16"/>
           <w:szCs w:val="16"/>
         </w:rPr>
-        <w:t xml:space="preserve">Designed by Kartik Chaudhary · Scottish High International School, Gurgaon</w:t>
+        <w:t xml:space="preserve">Designed by Kartik Chaudhary</w:t>
       </w:r>
     </w:p>
     <w:sectPr>

--- a/docs/Immunity_Wars_Quick_Reference_v3.docx
+++ b/docs/Immunity_Wars_Quick_Reference_v3.docx
@@ -610,7 +610,7 @@
                 <w:sz w:val="17"/>
                 <w:szCs w:val="17"/>
               </w:rPr>
-              <w:t xml:space="preserve">Never moves. Produce antibodies of one antigen class; Coat a bacterium, worm or parasite; Neutralise a virus (1 AP) or a toxin (2 AP); Vaccinate (5 AP total); Clonal selection (3 AP) for Pathogen X.</w:t>
+              <w:t xml:space="preserve">Never moves. Produce antibodies of one antigen class; Coat a bacterium, worm or parasite; Neutralise a virus (1 AP) or a toxin (2 AP), or try Sleeping sickness (on 1 to 3 its coat changes); Vaccinate (5 AP total, never a venom); Clonal selection (3 AP) for Pathogen X.</w:t>
             </w:r>
           </w:p>
         </w:tc>

--- a/docs/Immunity_Wars_Quick_Reference_v3.docx
+++ b/docs/Immunity_Wars_Quick_Reference_v3.docx
@@ -708,7 +708,7 @@
                 <w:sz w:val="17"/>
                 <w:szCs w:val="17"/>
               </w:rPr>
-              <w:t xml:space="preserve">Snipe (1 AP) — destroys a pathogen hiding inside one of your cells. Never misses. Range 3 on Training, 2 on Normal and Hard, +1 while a primed Helper stands with it.</w:t>
+              <w:t xml:space="preserve">Snipe (1 AP) — destroys a pathogen hiding inside one of your cells. Never misses. Range 3 on Easy, 2 on Normal and Hard, +1 while a primed Helper stands with it.</w:t>
             </w:r>
           </w:p>
         </w:tc>
@@ -2731,7 +2731,7 @@
                 <w:sz w:val="17"/>
                 <w:szCs w:val="17"/>
               </w:rPr>
-              <w:t xml:space="preserve">Training</w:t>
+              <w:t xml:space="preserve">Easy</w:t>
             </w:r>
           </w:p>
         </w:tc>

--- a/docs/Immunity_Wars_Quick_Reference_v3.docx
+++ b/docs/Immunity_Wars_Quick_Reference_v3.docx
@@ -2357,7 +2357,7 @@
                 <w:sz w:val="17"/>
                 <w:szCs w:val="17"/>
               </w:rPr>
-              <w:t xml:space="preserve">Poisons, not organisms — diphtheria, botulism, anthrax. Venom is NOT covered: it needs antivenom.</w:t>
+              <w:t xml:space="preserve">Poisons, not organisms — botulism, Shiga toxin, and the toxins bacteria release: tetanus, cholera, diphtheria, anthrax. Venom is NOT covered: it needs antivenom.</w:t>
             </w:r>
           </w:p>
         </w:tc>
